--- a/klagomål/A 59725-2025 FSC-klagomål.docx
+++ b/klagomål/A 59725-2025 FSC-klagomål.docx
@@ -785,7 +785,7 @@
     <w:r>
       <w:tab/>
       <w:tab/>
-      <w:t>2025-12-12</w:t>
+      <w:t>2025-12-13</w:t>
       <w:br/>
       <w:br/>
     </w:r>

--- a/klagomål/A 59725-2025 FSC-klagomål.docx
+++ b/klagomål/A 59725-2025 FSC-klagomål.docx
@@ -785,7 +785,7 @@
     <w:r>
       <w:tab/>
       <w:tab/>
-      <w:t>2025-12-19</w:t>
+      <w:t>2025-12-20</w:t>
       <w:br/>
       <w:br/>
     </w:r>

--- a/klagomål/A 59725-2025 FSC-klagomål.docx
+++ b/klagomål/A 59725-2025 FSC-klagomål.docx
@@ -785,7 +785,7 @@
     <w:r>
       <w:tab/>
       <w:tab/>
-      <w:t>2025-12-20</w:t>
+      <w:t>2025-12-21</w:t>
       <w:br/>
       <w:br/>
     </w:r>

--- a/klagomål/A 59725-2025 FSC-klagomål.docx
+++ b/klagomål/A 59725-2025 FSC-klagomål.docx
@@ -785,7 +785,7 @@
     <w:r>
       <w:tab/>
       <w:tab/>
-      <w:t>2025-12-21</w:t>
+      <w:t>2025-12-22</w:t>
       <w:br/>
       <w:br/>
     </w:r>

--- a/klagomål/A 59725-2025 FSC-klagomål.docx
+++ b/klagomål/A 59725-2025 FSC-klagomål.docx
@@ -785,7 +785,7 @@
     <w:r>
       <w:tab/>
       <w:tab/>
-      <w:t>2025-12-22</w:t>
+      <w:t>2025-12-26</w:t>
       <w:br/>
       <w:br/>
     </w:r>

--- a/klagomål/A 59725-2025 FSC-klagomål.docx
+++ b/klagomål/A 59725-2025 FSC-klagomål.docx
@@ -785,7 +785,7 @@
     <w:r>
       <w:tab/>
       <w:tab/>
-      <w:t>2025-12-26</w:t>
+      <w:t>2025-12-28</w:t>
       <w:br/>
       <w:br/>
     </w:r>

--- a/klagomål/A 59725-2025 FSC-klagomål.docx
+++ b/klagomål/A 59725-2025 FSC-klagomål.docx
@@ -785,7 +785,7 @@
     <w:r>
       <w:tab/>
       <w:tab/>
-      <w:t>2025-12-28</w:t>
+      <w:t>2025-12-29</w:t>
       <w:br/>
       <w:br/>
     </w:r>

--- a/klagomål/A 59725-2025 FSC-klagomål.docx
+++ b/klagomål/A 59725-2025 FSC-klagomål.docx
@@ -785,7 +785,7 @@
     <w:r>
       <w:tab/>
       <w:tab/>
-      <w:t>2025-12-29</w:t>
+      <w:t>2025-12-30</w:t>
       <w:br/>
       <w:br/>
     </w:r>

--- a/klagomål/A 59725-2025 FSC-klagomål.docx
+++ b/klagomål/A 59725-2025 FSC-klagomål.docx
@@ -785,7 +785,7 @@
     <w:r>
       <w:tab/>
       <w:tab/>
-      <w:t>2025-12-30</w:t>
+      <w:t>2025-12-31</w:t>
       <w:br/>
       <w:br/>
     </w:r>

--- a/klagomål/A 59725-2025 FSC-klagomål.docx
+++ b/klagomål/A 59725-2025 FSC-klagomål.docx
@@ -785,7 +785,7 @@
     <w:r>
       <w:tab/>
       <w:tab/>
-      <w:t>2025-12-31</w:t>
+      <w:t>2026-01-03</w:t>
       <w:br/>
       <w:br/>
     </w:r>

--- a/klagomål/A 59725-2025 FSC-klagomål.docx
+++ b/klagomål/A 59725-2025 FSC-klagomål.docx
@@ -785,7 +785,7 @@
     <w:r>
       <w:tab/>
       <w:tab/>
-      <w:t>2026-01-07</w:t>
+      <w:t>2026-01-08</w:t>
       <w:br/>
       <w:br/>
     </w:r>

--- a/klagomål/A 59725-2025 FSC-klagomål.docx
+++ b/klagomål/A 59725-2025 FSC-klagomål.docx
@@ -785,7 +785,7 @@
     <w:r>
       <w:tab/>
       <w:tab/>
-      <w:t>2026-01-08</w:t>
+      <w:t>2026-01-09</w:t>
       <w:br/>
       <w:br/>
     </w:r>

--- a/klagomål/A 59725-2025 FSC-klagomål.docx
+++ b/klagomål/A 59725-2025 FSC-klagomål.docx
@@ -785,7 +785,7 @@
     <w:r>
       <w:tab/>
       <w:tab/>
-      <w:t>2026-01-09</w:t>
+      <w:t>2026-01-10</w:t>
       <w:br/>
       <w:br/>
     </w:r>

--- a/klagomål/A 59725-2025 FSC-klagomål.docx
+++ b/klagomål/A 59725-2025 FSC-klagomål.docx
@@ -785,7 +785,7 @@
     <w:r>
       <w:tab/>
       <w:tab/>
-      <w:t>2026-01-10</w:t>
+      <w:t>2026-01-11</w:t>
       <w:br/>
       <w:br/>
     </w:r>

--- a/klagomål/A 59725-2025 FSC-klagomål.docx
+++ b/klagomål/A 59725-2025 FSC-klagomål.docx
@@ -785,7 +785,7 @@
     <w:r>
       <w:tab/>
       <w:tab/>
-      <w:t>2026-01-11</w:t>
+      <w:t>2026-01-12</w:t>
       <w:br/>
       <w:br/>
     </w:r>

--- a/klagomål/A 59725-2025 FSC-klagomål.docx
+++ b/klagomål/A 59725-2025 FSC-klagomål.docx
@@ -785,7 +785,7 @@
     <w:r>
       <w:tab/>
       <w:tab/>
-      <w:t>2026-01-12</w:t>
+      <w:t>2026-01-13</w:t>
       <w:br/>
       <w:br/>
     </w:r>

--- a/klagomål/A 59725-2025 FSC-klagomål.docx
+++ b/klagomål/A 59725-2025 FSC-klagomål.docx
@@ -785,7 +785,7 @@
     <w:r>
       <w:tab/>
       <w:tab/>
-      <w:t>2026-01-13</w:t>
+      <w:t>2026-01-14</w:t>
       <w:br/>
       <w:br/>
     </w:r>

--- a/klagomål/A 59725-2025 FSC-klagomål.docx
+++ b/klagomål/A 59725-2025 FSC-klagomål.docx
@@ -785,7 +785,7 @@
     <w:r>
       <w:tab/>
       <w:tab/>
-      <w:t>2026-01-14</w:t>
+      <w:t>2026-01-15</w:t>
       <w:br/>
       <w:br/>
     </w:r>

--- a/klagomål/A 59725-2025 FSC-klagomål.docx
+++ b/klagomål/A 59725-2025 FSC-klagomål.docx
@@ -785,7 +785,7 @@
     <w:r>
       <w:tab/>
       <w:tab/>
-      <w:t>2026-01-15</w:t>
+      <w:t>2026-01-16</w:t>
       <w:br/>
       <w:br/>
     </w:r>

--- a/klagomål/A 59725-2025 FSC-klagomål.docx
+++ b/klagomål/A 59725-2025 FSC-klagomål.docx
@@ -785,7 +785,7 @@
     <w:r>
       <w:tab/>
       <w:tab/>
-      <w:t>2026-01-16</w:t>
+      <w:t>2026-01-17</w:t>
       <w:br/>
       <w:br/>
     </w:r>

--- a/klagomål/A 59725-2025 FSC-klagomål.docx
+++ b/klagomål/A 59725-2025 FSC-klagomål.docx
@@ -785,7 +785,7 @@
     <w:r>
       <w:tab/>
       <w:tab/>
-      <w:t>2026-01-17</w:t>
+      <w:t>2026-01-18</w:t>
       <w:br/>
       <w:br/>
     </w:r>

--- a/klagomål/A 59725-2025 FSC-klagomål.docx
+++ b/klagomål/A 59725-2025 FSC-klagomål.docx
@@ -785,7 +785,7 @@
     <w:r>
       <w:tab/>
       <w:tab/>
-      <w:t>2026-01-18</w:t>
+      <w:t>2026-01-19</w:t>
       <w:br/>
       <w:br/>
     </w:r>

--- a/klagomål/A 59725-2025 FSC-klagomål.docx
+++ b/klagomål/A 59725-2025 FSC-klagomål.docx
@@ -785,7 +785,7 @@
     <w:r>
       <w:tab/>
       <w:tab/>
-      <w:t>2026-01-19</w:t>
+      <w:t>2026-01-20</w:t>
       <w:br/>
       <w:br/>
     </w:r>

--- a/klagomål/A 59725-2025 FSC-klagomål.docx
+++ b/klagomål/A 59725-2025 FSC-klagomål.docx
@@ -785,7 +785,7 @@
     <w:r>
       <w:tab/>
       <w:tab/>
-      <w:t>2026-01-20</w:t>
+      <w:t>2026-01-21</w:t>
       <w:br/>
       <w:br/>
     </w:r>

--- a/klagomål/A 59725-2025 FSC-klagomål.docx
+++ b/klagomål/A 59725-2025 FSC-klagomål.docx
@@ -785,7 +785,7 @@
     <w:r>
       <w:tab/>
       <w:tab/>
-      <w:t>2026-01-21</w:t>
+      <w:t>2026-01-23</w:t>
       <w:br/>
       <w:br/>
     </w:r>

--- a/klagomål/A 59725-2025 FSC-klagomål.docx
+++ b/klagomål/A 59725-2025 FSC-klagomål.docx
@@ -785,7 +785,7 @@
     <w:r>
       <w:tab/>
       <w:tab/>
-      <w:t>2026-01-23</w:t>
+      <w:t>2026-01-24</w:t>
       <w:br/>
       <w:br/>
     </w:r>

--- a/klagomål/A 59725-2025 FSC-klagomål.docx
+++ b/klagomål/A 59725-2025 FSC-klagomål.docx
@@ -785,7 +785,7 @@
     <w:r>
       <w:tab/>
       <w:tab/>
-      <w:t>2026-01-24</w:t>
+      <w:t>2026-01-25</w:t>
       <w:br/>
       <w:br/>
     </w:r>

--- a/klagomål/A 59725-2025 FSC-klagomål.docx
+++ b/klagomål/A 59725-2025 FSC-klagomål.docx
@@ -785,7 +785,7 @@
     <w:r>
       <w:tab/>
       <w:tab/>
-      <w:t>2026-01-25</w:t>
+      <w:t>2026-01-26</w:t>
       <w:br/>
       <w:br/>
     </w:r>

--- a/klagomål/A 59725-2025 FSC-klagomål.docx
+++ b/klagomål/A 59725-2025 FSC-klagomål.docx
@@ -785,7 +785,7 @@
     <w:r>
       <w:tab/>
       <w:tab/>
-      <w:t>2026-01-26</w:t>
+      <w:t>2026-01-27</w:t>
       <w:br/>
       <w:br/>
     </w:r>

--- a/klagomål/A 59725-2025 FSC-klagomål.docx
+++ b/klagomål/A 59725-2025 FSC-klagomål.docx
@@ -785,7 +785,7 @@
     <w:r>
       <w:tab/>
       <w:tab/>
-      <w:t>2026-01-27</w:t>
+      <w:t>2026-01-28</w:t>
       <w:br/>
       <w:br/>
     </w:r>

--- a/klagomål/A 59725-2025 FSC-klagomål.docx
+++ b/klagomål/A 59725-2025 FSC-klagomål.docx
@@ -112,7 +112,7 @@
         <w:pStyle w:val="ListBullet"/>
       </w:pPr>
       <w:r>
-        <w:t>Om ett ombud (tex Norra skog eller Mellanskog) avverkningsanmäler en skog med naturvärden motsvarande nyckelbiotops kvalité men markägaren inte är FSC certifierad, bör du skicka in ett FSC kontrollerat virke klagomål. Då ska klagomålet skickas till ombudsföretaget.</w:t>
+        <w:t>Om ett ombud (tex Norra skog eller Mellanskog) avverkningsanmäler en skog med naturvärden motsvarande nyckelbiotops kvalitet men markägaren inte är FSC certifierad, bör du skicka in ett FSC kontrollerat virke klagomål. Då ska klagomålet skickas till ombudsföretaget.</w:t>
       </w:r>
     </w:p>
     <w:p>
@@ -251,10 +251,77 @@
         <w:rPr>
           <w:b/>
         </w:rPr>
+        <w:t>Bårdlav</w:t>
+      </w:r>
+      <w:r>
+        <w:t xml:space="preserve"> signalerar miljöer med höga naturvärden och på lokalerna finns vanligtvis många andra ovanliga och rödlistade arter. Den visar även på platser med hög och jämn luftfuktighet. Bårdlav är typisk art för </w:t>
+      </w:r>
+      <w:r>
+        <w:rPr>
+          <w:i/>
+        </w:rPr>
+        <w:t xml:space="preserve">9010 Taiga, 9020 Nordlig ädellövskog, 9070 Trädklädd betesmark, 9110 Näringsfattig bokskog, 9160 Näringsrik ekskog, 9180 Ädellövskog i branter </w:t>
+      </w:r>
+      <w:r>
+        <w:t>och</w:t>
+      </w:r>
+      <w:r>
+        <w:rPr>
+          <w:i/>
+        </w:rPr>
+        <w:t xml:space="preserve"> 9190 Näringsfattig ekskog</w:t>
+      </w:r>
+      <w:r>
+        <w:t xml:space="preserve"> (SLU Artdatabanken, 2025; Nitare &amp; Skogsstyrelsen, 2019).</w:t>
+      </w:r>
+    </w:p>
+    <w:p>
+      <w:r>
+        <w:rPr>
+          <w:b/>
+        </w:rPr>
+        <w:t>Dropptaggsvamp</w:t>
+      </w:r>
+      <w:r>
+        <w:t xml:space="preserve"> bildar mykorrhiza med tall, huvudsakligen i äldre skog. Total population i landet bedöms ha minskat och fortsatt minska på grund av slutavverkningar och förhöja kvävenivåer i marken som en följd av skogsgödsling. Dropptaggsvamp är typisk art för </w:t>
+      </w:r>
+      <w:r>
+        <w:rPr>
+          <w:i/>
+        </w:rPr>
+        <w:t xml:space="preserve">9010 Taiga </w:t>
+      </w:r>
+      <w:r>
+        <w:t>(SLU Artdatabanken, 2025).</w:t>
+      </w:r>
+    </w:p>
+    <w:p>
+      <w:r>
+        <w:rPr>
+          <w:b/>
+        </w:rPr>
         <w:t>Garnlav (NT)</w:t>
       </w:r>
       <w:r>
-        <w:t xml:space="preserve"> är en utpräglad barrskogsart som ibland kan drapera träden i norrländska grannaturskogar med hög luftfuktighet. Den förekommer även i talldominerade bestånd där den, förutom i trädens grenverk, påträffas hängande över ojämnheter i tallbarken. Arten har minskat starkt i södra och mellersta Sverige och den minskar även i sitt nordliga utbredningsområde. Orsaken till tillbakagången beror främst på slutavverkningar av naturskogsartade skogar. Bestånd med riklig förekomst bör regelmässigt sparas. Garnlav är värdväxt för den mycket sällsynta och akut hotade fjärilen barrskogslavfly (CR) som hör hemma i boreala barrskogar med riklig förekomst av värdväxten. Tidigare kunde arten konstateras årligen på flera platser vid Dala-Floda i Dalarna innan lokalerna kalavverkades. Senaste fyndet i landet av barrskogslavfly är från år 2000 då den påträffades vid Högberget i Sollefteå kommun (SLU Artdatabanken, 2024).</w:t>
+        <w:t xml:space="preserve"> är en utpräglad barrskogsart som ibland kan drapera träden i norrländska grannaturskogar med hög luftfuktighet. Den förekommer även i talldominerade bestånd där den, förutom i trädens grenverk, påträffas hängande över ojämnheter i tallbarken. Arten har minskat starkt i södra och mellersta Sverige och den minskar även i sitt nordliga utbredningsområde. Orsaken till tillbakagången beror främst på slutavverkningar av naturskogsartade skogar. Bestånd med riklig förekomst bör regelmässigt sparas. Garnlav är värdväxt för den mycket sällsynta och akut hotade fjärilen barrskogslavfly (CR) som hör hemma i boreala barrskogar med riklig förekomst av värdväxten. Tidigare kunde arten konstateras årligen på flera platser vid Dala-Floda i Dalarna innan lokalerna kalavverkades. Senaste fyndet i landet av barrskogslavfly är från år 2000 då den påträffades vid Högberget i Sollefteå kommun. Garnlav är typisk art för </w:t>
+      </w:r>
+      <w:r>
+        <w:rPr>
+          <w:i/>
+        </w:rPr>
+        <w:t xml:space="preserve">9010 Taiga </w:t>
+      </w:r>
+      <w:r>
+        <w:t>och</w:t>
+      </w:r>
+      <w:r>
+        <w:rPr>
+          <w:i/>
+        </w:rPr>
+        <w:t xml:space="preserve"> 9070 Trädklädd betesmark </w:t>
+      </w:r>
+      <w:r>
+        <w:t xml:space="preserve"> (SLU Artdatabanken, 2024).</w:t>
       </w:r>
     </w:p>
     <w:p>
@@ -265,7 +332,65 @@
         <w:t xml:space="preserve">Motaggsvamp (NT) </w:t>
       </w:r>
       <w:r>
-        <w:t>bildar mykorrhiza med tall i tallskog och hittas huvudsakligen i äldre, glesare skogsbestånd och hällmarksimpediment. Arten hotas främst av skogsavverkning och tycks försvinna efter slutavverkning, markberedning och plantering (SLU Artdatabanken, 2024).</w:t>
+        <w:t xml:space="preserve">bildar mykorrhiza med tall i tallskog och hittas huvudsakligen i äldre, glesare skogsbestånd och hällmarksimpediment. Arten hotas främst av skogsavverkning och tycks försvinna efter slutavverkning, markberedning och plantering. Motaggsvamp är typisk art för </w:t>
+      </w:r>
+      <w:r>
+        <w:rPr>
+          <w:i/>
+        </w:rPr>
+        <w:t>9010 Taiga</w:t>
+      </w:r>
+      <w:r>
+        <w:t xml:space="preserve"> (SLU Artdatabanken, 2024).</w:t>
+      </w:r>
+    </w:p>
+    <w:p>
+      <w:r>
+        <w:rPr>
+          <w:b/>
+        </w:rPr>
+        <w:t>Slanklav</w:t>
+      </w:r>
+      <w:r>
+        <w:t xml:space="preserve"> är typisk art för </w:t>
+      </w:r>
+      <w:r>
+        <w:rPr>
+          <w:i/>
+        </w:rPr>
+        <w:t xml:space="preserve">9020 Nordlig ädellövskog, 9180 Ädellövskog i branter, 9070 Trädklädd betesmark </w:t>
+      </w:r>
+      <w:r>
+        <w:t xml:space="preserve">och </w:t>
+      </w:r>
+      <w:r>
+        <w:rPr>
+          <w:i/>
+        </w:rPr>
+        <w:t xml:space="preserve">8230 Hällmarkstorräng </w:t>
+      </w:r>
+      <w:r>
+        <w:t>(SLU Artdatabanken, 2025).</w:t>
+      </w:r>
+    </w:p>
+    <w:p>
+      <w:r>
+        <w:rPr>
+          <w:b/>
+        </w:rPr>
+        <w:t xml:space="preserve">Vedticka </w:t>
+      </w:r>
+      <w:r>
+        <w:t xml:space="preserve">är en bra signalart söder om den naturliga norrlandsgränsen. Den är huvudsakligen knuten till äldre barrskogar där det föreligger långvarig kontinuitet av död barrved. Vedticka är typisk art för </w:t>
+      </w:r>
+      <w:r>
+        <w:rPr>
+          <w:i/>
+        </w:rPr>
+        <w:t xml:space="preserve">9010 Taiga </w:t>
+      </w:r>
+      <w:r>
+        <w:t>(Nitare &amp; Skogsstyrelsen, 2019; SLU Artdatabanken, 2025).</w:t>
       </w:r>
     </w:p>
     <w:p>
@@ -300,10 +425,57 @@
         <w:rPr>
           <w:b/>
         </w:rPr>
+        <w:t>Blåsippa (§9)</w:t>
+      </w:r>
+      <w:r>
+        <w:t xml:space="preserve"> är typisk art för </w:t>
+      </w:r>
+      <w:r>
+        <w:rPr>
+          <w:i/>
+        </w:rPr>
+        <w:t>9050 Näringsrik granskog, 9020 Nordlig ädellövskog</w:t>
+      </w:r>
+      <w:r>
+        <w:t xml:space="preserve"> och </w:t>
+      </w:r>
+      <w:r>
+        <w:rPr>
+          <w:i/>
+        </w:rPr>
+        <w:t>8240 Karsthällmarker</w:t>
+      </w:r>
+      <w:r>
+        <w:t xml:space="preserve"> (SLU Artdatabanken, 2025).</w:t>
+      </w:r>
+    </w:p>
+    <w:p>
+      <w:r>
+        <w:rPr>
+          <w:b/>
+        </w:rPr>
         <w:t>Spillkråka (NT, §4)</w:t>
       </w:r>
       <w:r>
-        <w:t xml:space="preserve"> är rödlistad som nära hotad och ingår i bilaga 1 i EU:s fågeldirektiv. Den minskar i population på grund av minskad tillgång på lämpliga bo- och födoträd och minskad födotillgång. Spillkråkans minskningstakt har uppgått till 19 (24–10) % under de senaste 15 åren. Minskningstakten för den svenska populationen bedöms vara nära gränsvärdet för Sårbar (VU) (A2bc). Skogsbruk med korta omloppstider och täta, homogena ungskogar utgör det största hotet, (SLU Artdatabanken, 2023).</w:t>
+        <w:t xml:space="preserve"> är rödlistad som nära hotad och ingår i bilaga 1 i EU:s fågeldirektiv. Den minskar i population på grund av minskad tillgång på lämpliga bo- och födoträd och minskad födotillgång. Spillkråkans minskningstakt har uppgått till 19 (24–10) % under de senaste 15 åren. Minskningstakten för den svenska populationen bedöms vara nära gränsvärdet för Sårbar (VU) (A2bc). Skogsbruk med korta omloppstider och täta, homogena ungskogar utgör det största hotet. Spillkråka är typisk art för </w:t>
+      </w:r>
+      <w:r>
+        <w:rPr>
+          <w:i/>
+        </w:rPr>
+        <w:t xml:space="preserve">9010 Taiga </w:t>
+      </w:r>
+      <w:r>
+        <w:t>och</w:t>
+      </w:r>
+      <w:r>
+        <w:rPr>
+          <w:i/>
+        </w:rPr>
+        <w:t xml:space="preserve"> 9740 Skogsbevuxen myr </w:t>
+      </w:r>
+      <w:r>
+        <w:t>(SLU Artdatabanken, 2023).</w:t>
       </w:r>
     </w:p>
     <w:p>
@@ -627,12 +799,30 @@
     </w:p>
     <w:p>
       <w:r>
-        <w:t>Spillkråka (NT) är rödlistad som nära hotad, fridlyst enligt §4 Artskyddsförordningen och ingår i bilaga 1 i EU:s fågeldirektiv. Spillkråka lever i både barr- och blandskog liksom i ren lövskog. De tätaste populationerna tenderar att finnas i äldre, variationsrik blandskog med gott om död ved och gamla träd.</w:t>
+        <w:t xml:space="preserve">Spillkråka (NT) är rödlistad som nära hotad, fridlyst enligt §4 Artskyddsförordningen, typisk art för </w:t>
+      </w:r>
+      <w:r>
+        <w:rPr>
+          <w:i/>
+        </w:rPr>
+        <w:t xml:space="preserve">9010 Taiga </w:t>
+      </w:r>
+      <w:r>
+        <w:t>och</w:t>
+      </w:r>
+      <w:r>
+        <w:rPr>
+          <w:i/>
+        </w:rPr>
+        <w:t xml:space="preserve"> 9740 Skogsbevuxen myr</w:t>
+      </w:r>
+      <w:r>
+        <w:t xml:space="preserve"> och ingår i bilaga 1 i EU:s fågeldirektiv. Spillkråka lever i både barr- och blandskog liksom i ren lövskog. De tätaste populationerna tenderar att finnas i äldre, variationsrik blandskog med gott om död ved och gamla träd.</w:t>
       </w:r>
     </w:p>
     <w:p>
       <w:r>
-        <w:t>Varje par utnyttjar 400–1000 hektar skog beroende på skogens kvalitet. En minskning av populationen pågår på grund av minskad tillgång på lämpliga bo- och födoträd och minskad födotillgång. Spillkråkans minskningstakt har uppgått till 19 (24–10) % under de senaste 15 åren. Minskningstakten för den svenska populationen bedöms vara nära gränsvärdet för Sårbar (VU) (A2bc). Skogsbruk med korta omloppstider och täta, homogena ungskogar utgör det största hotet (Artdatabanken 2023).</w:t>
+        <w:t>Varje par utnyttjar 400–1000 hektar skog beroende på skogens kvalitet. En minskning av populationen pågår på grund av minskad tillgång på lämpliga bo- och födoträd och minskad födotillgång. Spillkråkans minskningstakt har uppgått till 19 (24–10) % under de senaste 15 åren. Minskningstakten för den svenska populationen bedöms vara nära gränsvärdet för Sårbar (VU) (A2bc). Skogsbruk med korta omloppstider och täta, homogena ungskogar utgör det största hotet (SLU Artdatabanken 2023).</w:t>
       </w:r>
     </w:p>
     <w:p>
@@ -785,7 +975,7 @@
     <w:r>
       <w:tab/>
       <w:tab/>
-      <w:t>2026-01-28</w:t>
+      <w:t>2026-01-29</w:t>
       <w:br/>
       <w:br/>
     </w:r>

--- a/klagomål/A 59725-2025 FSC-klagomål.docx
+++ b/klagomål/A 59725-2025 FSC-klagomål.docx
@@ -975,7 +975,7 @@
     <w:r>
       <w:tab/>
       <w:tab/>
-      <w:t>2026-01-29</w:t>
+      <w:t>2026-01-30</w:t>
       <w:br/>
       <w:br/>
     </w:r>

--- a/klagomål/A 59725-2025 FSC-klagomål.docx
+++ b/klagomål/A 59725-2025 FSC-klagomål.docx
@@ -975,7 +975,7 @@
     <w:r>
       <w:tab/>
       <w:tab/>
-      <w:t>2026-01-30</w:t>
+      <w:t>2026-01-31</w:t>
       <w:br/>
       <w:br/>
     </w:r>

--- a/klagomål/A 59725-2025 FSC-klagomål.docx
+++ b/klagomål/A 59725-2025 FSC-klagomål.docx
@@ -975,7 +975,7 @@
     <w:r>
       <w:tab/>
       <w:tab/>
-      <w:t>2026-02-28</w:t>
+      <w:t>2026-03-01</w:t>
       <w:br/>
       <w:br/>
     </w:r>

--- a/klagomål/A 59725-2025 FSC-klagomål.docx
+++ b/klagomål/A 59725-2025 FSC-klagomål.docx
@@ -975,7 +975,7 @@
     <w:r>
       <w:tab/>
       <w:tab/>
-      <w:t>2026-03-01</w:t>
+      <w:t>2026-03-02</w:t>
       <w:br/>
       <w:br/>
     </w:r>

--- a/klagomål/A 59725-2025 FSC-klagomål.docx
+++ b/klagomål/A 59725-2025 FSC-klagomål.docx
@@ -318,7 +318,7 @@
         <w:rPr>
           <w:i/>
         </w:rPr>
-        <w:t xml:space="preserve"> 9070 Trädklädd betesmark </w:t>
+        <w:t xml:space="preserve"> 9070 Trädklädd betesmark</w:t>
       </w:r>
       <w:r>
         <w:t xml:space="preserve"> (SLU Artdatabanken, 2024).</w:t>
@@ -975,7 +975,7 @@
     <w:r>
       <w:tab/>
       <w:tab/>
-      <w:t>2026-03-02</w:t>
+      <w:t>2026-03-03</w:t>
       <w:br/>
       <w:br/>
     </w:r>

--- a/klagomål/A 59725-2025 FSC-klagomål.docx
+++ b/klagomål/A 59725-2025 FSC-klagomål.docx
@@ -975,7 +975,7 @@
     <w:r>
       <w:tab/>
       <w:tab/>
-      <w:t>2026-03-03</w:t>
+      <w:t>2026-03-04</w:t>
       <w:br/>
       <w:br/>
     </w:r>

--- a/klagomål/A 59725-2025 FSC-klagomål.docx
+++ b/klagomål/A 59725-2025 FSC-klagomål.docx
@@ -975,7 +975,7 @@
     <w:r>
       <w:tab/>
       <w:tab/>
-      <w:t>2026-03-04</w:t>
+      <w:t>2026-03-05</w:t>
       <w:br/>
       <w:br/>
     </w:r>

--- a/klagomål/A 59725-2025 FSC-klagomål.docx
+++ b/klagomål/A 59725-2025 FSC-klagomål.docx
@@ -975,7 +975,7 @@
     <w:r>
       <w:tab/>
       <w:tab/>
-      <w:t>2026-03-05</w:t>
+      <w:t>2026-03-06</w:t>
       <w:br/>
       <w:br/>
     </w:r>

--- a/klagomål/A 59725-2025 FSC-klagomål.docx
+++ b/klagomål/A 59725-2025 FSC-klagomål.docx
@@ -975,7 +975,7 @@
     <w:r>
       <w:tab/>
       <w:tab/>
-      <w:t>2026-03-06</w:t>
+      <w:t>2026-03-07</w:t>
       <w:br/>
       <w:br/>
     </w:r>

--- a/klagomål/A 59725-2025 FSC-klagomål.docx
+++ b/klagomål/A 59725-2025 FSC-klagomål.docx
@@ -975,7 +975,7 @@
     <w:r>
       <w:tab/>
       <w:tab/>
-      <w:t>2026-03-07</w:t>
+      <w:t>2026-03-08</w:t>
       <w:br/>
       <w:br/>
     </w:r>

--- a/klagomål/A 59725-2025 FSC-klagomål.docx
+++ b/klagomål/A 59725-2025 FSC-klagomål.docx
@@ -975,7 +975,7 @@
     <w:r>
       <w:tab/>
       <w:tab/>
-      <w:t>2026-03-08</w:t>
+      <w:t>2026-03-09</w:t>
       <w:br/>
       <w:br/>
     </w:r>

--- a/klagomål/A 59725-2025 FSC-klagomål.docx
+++ b/klagomål/A 59725-2025 FSC-klagomål.docx
@@ -975,7 +975,7 @@
     <w:r>
       <w:tab/>
       <w:tab/>
-      <w:t>2026-03-09</w:t>
+      <w:t>2026-03-10</w:t>
       <w:br/>
       <w:br/>
     </w:r>

--- a/klagomål/A 59725-2025 FSC-klagomål.docx
+++ b/klagomål/A 59725-2025 FSC-klagomål.docx
@@ -457,7 +457,7 @@
         <w:t>Spillkråka (NT, §4)</w:t>
       </w:r>
       <w:r>
-        <w:t xml:space="preserve"> är rödlistad som nära hotad och ingår i bilaga 1 i EU:s fågeldirektiv. Den minskar i population på grund av minskad tillgång på lämpliga bo- och födoträd och minskad födotillgång. Spillkråkans minskningstakt har uppgått till 19 (24–10) % under de senaste 15 åren. Minskningstakten för den svenska populationen bedöms vara nära gränsvärdet för Sårbar (VU) (A2bc). Skogsbruk med korta omloppstider och täta, homogena ungskogar utgör det största hotet. Spillkråka är typisk art för </w:t>
+        <w:t xml:space="preserve"> är rödlistad som nära hotad och ingår i bilaga 1 i EU:s fågeldirektiv. Den minskar i population på grund av minskad tillgång på lämpliga bo- och födoträd och minskad födotillgång. Spillkråkans minskningstakt har uppgått till 19 (24–10) % under de senaste 15 åren och bedöms vara nära gränsvärdet för Sårbar (VU) (A2bc). Spillkråka är en nyckelart i skogliga miljöer vars övergivna bohål utnyttjas av flera andra hålhäckande fågelarter och fladdermöss. Den behöver grova träd, främst tall, asp och bok som boträd. Skogsbruk med korta omloppstider och täta, homogena ungskogar utgör det största hotet. Spillkråka är typisk art för </w:t>
       </w:r>
       <w:r>
         <w:rPr>
@@ -475,7 +475,7 @@
         <w:t xml:space="preserve"> 9740 Skogsbevuxen myr </w:t>
       </w:r>
       <w:r>
-        <w:t>(SLU Artdatabanken, 2023).</w:t>
+        <w:t>(SLU Artdatabanken, 2025; Skogsstyrelsen 2016).</w:t>
       </w:r>
     </w:p>
     <w:p>
@@ -817,7 +817,7 @@
         <w:t xml:space="preserve"> 9740 Skogsbevuxen myr</w:t>
       </w:r>
       <w:r>
-        <w:t xml:space="preserve"> och ingår i bilaga 1 i EU:s fågeldirektiv. Spillkråka lever i både barr- och blandskog liksom i ren lövskog. De tätaste populationerna tenderar att finnas i äldre, variationsrik blandskog med gott om död ved och gamla träd.</w:t>
+        <w:t xml:space="preserve"> och ingår i bilaga 1 i EU:s fågeldirektiv. Spillkråka lever i både barr- och blandskog liksom i ren lövskog. De tätaste populationerna tenderar att finnas i äldre, variationsrik blandskog med gott om död ved och gamla träd. Spillkråka är en nyckelart i skogliga miljöer vars övergivna bohål utnyttjas av flera andra hålhäckande fågelarter och fladdermöss (SLU Artdatabanken, 2023; Skogsstyrelsen 2016).</w:t>
       </w:r>
     </w:p>
     <w:p>
@@ -835,7 +835,21 @@
     </w:p>
     <w:p>
       <w:r>
-        <w:t xml:space="preserve">SLU Artdatabanken, 2021. </w:t>
+        <w:t xml:space="preserve">Skogsstyrelsen, 2016. </w:t>
+      </w:r>
+      <w:r>
+        <w:rPr>
+          <w:i/>
+        </w:rPr>
+        <w:t xml:space="preserve">Vägledning för hänsyn till spillkråka. </w:t>
+      </w:r>
+      <w:r>
+        <w:t>Vägledningar och kunskapsstöd artskydd – Skogsstyrelsen.</w:t>
+      </w:r>
+    </w:p>
+    <w:p>
+      <w:r>
+        <w:t xml:space="preserve">SLU Artdatabanken, 2023. </w:t>
       </w:r>
       <w:r>
         <w:rPr>
@@ -975,7 +989,7 @@
     <w:r>
       <w:tab/>
       <w:tab/>
-      <w:t>2026-03-10</w:t>
+      <w:t>2026-03-11</w:t>
       <w:br/>
       <w:br/>
     </w:r>

--- a/klagomål/A 59725-2025 FSC-klagomål.docx
+++ b/klagomål/A 59725-2025 FSC-klagomål.docx
@@ -989,7 +989,7 @@
     <w:r>
       <w:tab/>
       <w:tab/>
-      <w:t>2026-03-11</w:t>
+      <w:t>2026-03-12</w:t>
       <w:br/>
       <w:br/>
     </w:r>

--- a/klagomål/A 59725-2025 FSC-klagomål.docx
+++ b/klagomål/A 59725-2025 FSC-klagomål.docx
@@ -989,7 +989,7 @@
     <w:r>
       <w:tab/>
       <w:tab/>
-      <w:t>2026-03-12</w:t>
+      <w:t>2026-03-13</w:t>
       <w:br/>
       <w:br/>
     </w:r>

--- a/klagomål/A 59725-2025 FSC-klagomål.docx
+++ b/klagomål/A 59725-2025 FSC-klagomål.docx
@@ -251,6 +251,17 @@
         <w:rPr>
           <w:b/>
         </w:rPr>
+        <w:t xml:space="preserve">Björksplintborre </w:t>
+      </w:r>
+      <w:r>
+        <w:t>är en skalbagge vars larvutveckling sker i bark på nyligen döda björkar, både stående träd och vindfällen. En prydlig rad med runda ventilationshål i barken ovanför modergången är synnerligen karaktäristiskt. Arten är knuten till lövrika blandskogar med en hög andel gamla träd, och starkt gynnad av naturliga störningar som torka, översvämningar, brand och stormfällningar. Talrika gnagspår kan tyda på biotoper med höga naturvärden, exempelvis för ovanliga hackspettar och andra, mer sällsynta vedinsekter. Larverna är omtyckt hackspettsföda (SLU Artdatabanken, 2025).</w:t>
+      </w:r>
+    </w:p>
+    <w:p>
+      <w:r>
+        <w:rPr>
+          <w:b/>
+        </w:rPr>
         <w:t>Bårdlav</w:t>
       </w:r>
       <w:r>
@@ -391,6 +402,17 @@
       </w:r>
       <w:r>
         <w:t>(Nitare &amp; Skogsstyrelsen, 2019; SLU Artdatabanken, 2025).</w:t>
+      </w:r>
+    </w:p>
+    <w:p>
+      <w:r>
+        <w:rPr>
+          <w:b/>
+        </w:rPr>
+        <w:t xml:space="preserve">Vågbandad barkbock </w:t>
+      </w:r>
+      <w:r>
+        <w:t>är en långhorning vars larvutveckling sker under bark på nyligen döda stående barrträd, främst gran, mer undantagsvis på tall. Främst i stående träd, särskilt gamla, långsamvuxna granar med grov bark, även i grövre grenar, stubbar eller vindfällen. Arten är starkt knuten till naturskogsliknande granskogar, och gynnas av extrema torrsomrar som försvagar träden. Arten påverkas negativt av brist på kontinuitetsskog och en minskning av populationen pågår eller förväntas ske (SLU Artdatabanken, 2025).</w:t>
       </w:r>
     </w:p>
     <w:p>
@@ -989,7 +1011,7 @@
     <w:r>
       <w:tab/>
       <w:tab/>
-      <w:t>2026-03-13</w:t>
+      <w:t>2026-03-16</w:t>
       <w:br/>
       <w:br/>
     </w:r>

--- a/klagomål/A 59725-2025 FSC-klagomål.docx
+++ b/klagomål/A 59725-2025 FSC-klagomål.docx
@@ -1011,7 +1011,7 @@
     <w:r>
       <w:tab/>
       <w:tab/>
-      <w:t>2026-03-16</w:t>
+      <w:t>2026-03-17</w:t>
       <w:br/>
       <w:br/>
     </w:r>

--- a/klagomål/A 59725-2025 FSC-klagomål.docx
+++ b/klagomål/A 59725-2025 FSC-klagomål.docx
@@ -1011,7 +1011,7 @@
     <w:r>
       <w:tab/>
       <w:tab/>
-      <w:t>2026-03-17</w:t>
+      <w:t>2026-03-18</w:t>
       <w:br/>
       <w:br/>
     </w:r>

--- a/klagomål/A 59725-2025 FSC-klagomål.docx
+++ b/klagomål/A 59725-2025 FSC-klagomål.docx
@@ -1011,7 +1011,7 @@
     <w:r>
       <w:tab/>
       <w:tab/>
-      <w:t>2026-03-18</w:t>
+      <w:t>2026-03-19</w:t>
       <w:br/>
       <w:br/>
     </w:r>

--- a/klagomål/A 59725-2025 FSC-klagomål.docx
+++ b/klagomål/A 59725-2025 FSC-klagomål.docx
@@ -1011,7 +1011,7 @@
     <w:r>
       <w:tab/>
       <w:tab/>
-      <w:t>2026-03-19</w:t>
+      <w:t>2026-03-20</w:t>
       <w:br/>
       <w:br/>
     </w:r>

--- a/klagomål/A 59725-2025 FSC-klagomål.docx
+++ b/klagomål/A 59725-2025 FSC-klagomål.docx
@@ -1011,7 +1011,7 @@
     <w:r>
       <w:tab/>
       <w:tab/>
-      <w:t>2026-03-20</w:t>
+      <w:t>2026-03-21</w:t>
       <w:br/>
       <w:br/>
     </w:r>

--- a/klagomål/A 59725-2025 FSC-klagomål.docx
+++ b/klagomål/A 59725-2025 FSC-klagomål.docx
@@ -1011,7 +1011,7 @@
     <w:r>
       <w:tab/>
       <w:tab/>
-      <w:t>2026-03-21</w:t>
+      <w:t>2026-03-22</w:t>
       <w:br/>
       <w:br/>
     </w:r>

--- a/klagomål/A 59725-2025 FSC-klagomål.docx
+++ b/klagomål/A 59725-2025 FSC-klagomål.docx
@@ -1011,7 +1011,7 @@
     <w:r>
       <w:tab/>
       <w:tab/>
-      <w:t>2026-03-22</w:t>
+      <w:t>2026-03-23</w:t>
       <w:br/>
       <w:br/>
     </w:r>

--- a/klagomål/A 59725-2025 FSC-klagomål.docx
+++ b/klagomål/A 59725-2025 FSC-klagomål.docx
@@ -1011,7 +1011,7 @@
     <w:r>
       <w:tab/>
       <w:tab/>
-      <w:t>2026-03-23</w:t>
+      <w:t>2026-03-24</w:t>
       <w:br/>
       <w:br/>
     </w:r>

--- a/klagomål/A 59725-2025 FSC-klagomål.docx
+++ b/klagomål/A 59725-2025 FSC-klagomål.docx
@@ -1011,7 +1011,7 @@
     <w:r>
       <w:tab/>
       <w:tab/>
-      <w:t>2026-03-24</w:t>
+      <w:t>2026-03-25</w:t>
       <w:br/>
       <w:br/>
     </w:r>

--- a/klagomål/A 59725-2025 FSC-klagomål.docx
+++ b/klagomål/A 59725-2025 FSC-klagomål.docx
@@ -1011,7 +1011,7 @@
     <w:r>
       <w:tab/>
       <w:tab/>
-      <w:t>2026-03-25</w:t>
+      <w:t>2026-03-26</w:t>
       <w:br/>
       <w:br/>
     </w:r>

--- a/klagomål/A 59725-2025 FSC-klagomål.docx
+++ b/klagomål/A 59725-2025 FSC-klagomål.docx
@@ -1011,7 +1011,7 @@
     <w:r>
       <w:tab/>
       <w:tab/>
-      <w:t>2026-03-26</w:t>
+      <w:t>2026-03-27</w:t>
       <w:br/>
       <w:br/>
     </w:r>

--- a/klagomål/A 59725-2025 FSC-klagomål.docx
+++ b/klagomål/A 59725-2025 FSC-klagomål.docx
@@ -1011,7 +1011,7 @@
     <w:r>
       <w:tab/>
       <w:tab/>
-      <w:t>2026-03-27</w:t>
+      <w:t>2026-03-28</w:t>
       <w:br/>
       <w:br/>
     </w:r>

--- a/klagomål/A 59725-2025 FSC-klagomål.docx
+++ b/klagomål/A 59725-2025 FSC-klagomål.docx
@@ -1011,7 +1011,7 @@
     <w:r>
       <w:tab/>
       <w:tab/>
-      <w:t>2026-03-28</w:t>
+      <w:t>2026-03-29</w:t>
       <w:br/>
       <w:br/>
     </w:r>

--- a/klagomål/A 59725-2025 FSC-klagomål.docx
+++ b/klagomål/A 59725-2025 FSC-klagomål.docx
@@ -1011,7 +1011,7 @@
     <w:r>
       <w:tab/>
       <w:tab/>
-      <w:t>2026-03-29</w:t>
+      <w:t>2026-03-30</w:t>
       <w:br/>
       <w:br/>
     </w:r>

--- a/klagomål/A 59725-2025 FSC-klagomål.docx
+++ b/klagomål/A 59725-2025 FSC-klagomål.docx
@@ -1011,7 +1011,7 @@
     <w:r>
       <w:tab/>
       <w:tab/>
-      <w:t>2026-03-30</w:t>
+      <w:t>2026-03-31</w:t>
       <w:br/>
       <w:br/>
     </w:r>

--- a/klagomål/A 59725-2025 FSC-klagomål.docx
+++ b/klagomål/A 59725-2025 FSC-klagomål.docx
@@ -1011,7 +1011,7 @@
     <w:r>
       <w:tab/>
       <w:tab/>
-      <w:t>2026-03-31</w:t>
+      <w:t>2026-04-01</w:t>
       <w:br/>
       <w:br/>
     </w:r>

--- a/klagomål/A 59725-2025 FSC-klagomål.docx
+++ b/klagomål/A 59725-2025 FSC-klagomål.docx
@@ -1011,7 +1011,7 @@
     <w:r>
       <w:tab/>
       <w:tab/>
-      <w:t>2026-04-01</w:t>
+      <w:t>2026-04-02</w:t>
       <w:br/>
       <w:br/>
     </w:r>

--- a/klagomål/A 59725-2025 FSC-klagomål.docx
+++ b/klagomål/A 59725-2025 FSC-klagomål.docx
@@ -1011,7 +1011,7 @@
     <w:r>
       <w:tab/>
       <w:tab/>
-      <w:t>2026-04-02</w:t>
+      <w:t>2026-04-03</w:t>
       <w:br/>
       <w:br/>
     </w:r>

--- a/klagomål/A 59725-2025 FSC-klagomål.docx
+++ b/klagomål/A 59725-2025 FSC-klagomål.docx
@@ -1011,7 +1011,7 @@
     <w:r>
       <w:tab/>
       <w:tab/>
-      <w:t>2026-04-03</w:t>
+      <w:t>2026-04-04</w:t>
       <w:br/>
       <w:br/>
     </w:r>

--- a/klagomål/A 59725-2025 FSC-klagomål.docx
+++ b/klagomål/A 59725-2025 FSC-klagomål.docx
@@ -1011,7 +1011,7 @@
     <w:r>
       <w:tab/>
       <w:tab/>
-      <w:t>2026-04-04</w:t>
+      <w:t>2026-04-05</w:t>
       <w:br/>
       <w:br/>
     </w:r>

--- a/klagomål/A 59725-2025 FSC-klagomål.docx
+++ b/klagomål/A 59725-2025 FSC-klagomål.docx
@@ -1011,7 +1011,7 @@
     <w:r>
       <w:tab/>
       <w:tab/>
-      <w:t>2026-04-05</w:t>
+      <w:t>2026-04-06</w:t>
       <w:br/>
       <w:br/>
     </w:r>

--- a/klagomål/A 59725-2025 FSC-klagomål.docx
+++ b/klagomål/A 59725-2025 FSC-klagomål.docx
@@ -291,10 +291,10 @@
         <w:rPr>
           <w:b/>
         </w:rPr>
-        <w:t>Dropptaggsvamp</w:t>
-      </w:r>
-      <w:r>
-        <w:t xml:space="preserve"> bildar mykorrhiza med tall, huvudsakligen i äldre skog. Total population i landet bedöms ha minskat och fortsatt minska på grund av slutavverkningar och förhöja kvävenivåer i marken som en följd av skogsgödsling. Dropptaggsvamp är typisk art för </w:t>
+        <w:t>Dropptaggsvamp (NT)</w:t>
+      </w:r>
+      <w:r>
+        <w:t xml:space="preserve"> bildar mykorrhiza med tall, främst i barrskog med trädkontinuitet, i magra, torra och ljusöppna lavtallskogar och i barrblandskogar med friskmossor och lingon i fältskiktet. Den totala populationen i landet har minskat och bedöms fortsätta minska till följd av slutavverkningar av tallskog. Det är högst oklart om arten långsiktigt kan etablera och reproducera sig i skogsbestånd som brukas med trakthyggesmetoder, markberedning, gödsling eller föryngring med förädlat plantmaterial. Uppfyller kriterierna för att bli rödlistad på grund av ny kunskap som visar att en större andel av populationen än tidigare bedömt är knuten till kontinuitetsbarrskog. Minskningstakten för den svenska populationen bedöms vara nära gränsvärdet för Sårbar (VU). Dropptaggsvamp är typisk art för </w:t>
       </w:r>
       <w:r>
         <w:rPr>
@@ -303,7 +303,7 @@
         <w:t xml:space="preserve">9010 Taiga </w:t>
       </w:r>
       <w:r>
-        <w:t>(SLU Artdatabanken, 2025).</w:t>
+        <w:t>(SLU Artdatabanken, 2026).</w:t>
       </w:r>
     </w:p>
     <w:p>
@@ -311,10 +311,10 @@
         <w:rPr>
           <w:b/>
         </w:rPr>
-        <w:t>Garnlav (NT)</w:t>
-      </w:r>
-      <w:r>
-        <w:t xml:space="preserve"> är en utpräglad barrskogsart som ibland kan drapera träden i norrländska grannaturskogar med hög luftfuktighet. Den förekommer även i talldominerade bestånd där den, förutom i trädens grenverk, påträffas hängande över ojämnheter i tallbarken. Arten har minskat starkt i södra och mellersta Sverige och den minskar även i sitt nordliga utbredningsområde. Orsaken till tillbakagången beror främst på slutavverkningar av naturskogsartade skogar. Bestånd med riklig förekomst bör regelmässigt sparas. Garnlav är värdväxt för den mycket sällsynta och akut hotade fjärilen barrskogslavfly (CR) som hör hemma i boreala barrskogar med riklig förekomst av värdväxten. Tidigare kunde arten konstateras årligen på flera platser vid Dala-Floda i Dalarna innan lokalerna kalavverkades. Senaste fyndet i landet av barrskogslavfly är från år 2000 då den påträffades vid Högberget i Sollefteå kommun. Garnlav är typisk art för </w:t>
+        <w:t>Garnlav (VU)</w:t>
+      </w:r>
+      <w:r>
+        <w:t xml:space="preserve"> är en utpräglad barrskogsart som ibland kan drapera träden i norrländska grannaturskogar med hög luftfuktighet. Den förekommer även i talldominerade bestånd där den, förutom i trädens grenverk, påträffas hängande över ojämnheter i tallbarken. Arten har minskat starkt i södra och mellersta Sverige och den minskar även i sitt nordliga utbredningsområde. Minskningstakten uppgår till 30 (20–50) % inom 50 år och överstiger gränsvärdet för Sårbar (VU). Orsaken till tillbakagången beror främst på slutavverkningar av naturskogsartade skogar. Bestånd med riklig förekomst bör regelmässigt sparas, vilket även gynnar flera andra sällsynta och rödlistade arter. Garnlav är värdväxt för den mycket sällsynta och akut hotade fjärilen barrskogslavfly (CR) som hör hemma i boreala barrskogar med riklig förekomst av värdväxten. Tidigare kunde arten konstateras årligen på flera platser vid Dala-Floda i Dalarna innan lokalerna kalavverkades. Senaste fyndet i landet av barrskogslavfly är från år 2000 då den påträffades vid Högberget i Sollefteå kommun. Garnlav är typisk art för </w:t>
       </w:r>
       <w:r>
         <w:rPr>
@@ -332,7 +332,7 @@
         <w:t xml:space="preserve"> 9070 Trädklädd betesmark</w:t>
       </w:r>
       <w:r>
-        <w:t xml:space="preserve"> (SLU Artdatabanken, 2024).</w:t>
+        <w:t xml:space="preserve"> (SLU Artdatabanken, 2026).</w:t>
       </w:r>
     </w:p>
     <w:p>
@@ -476,10 +476,10 @@
         <w:rPr>
           <w:b/>
         </w:rPr>
-        <w:t>Spillkråka (NT, §4)</w:t>
-      </w:r>
-      <w:r>
-        <w:t xml:space="preserve"> är rödlistad som nära hotad och ingår i bilaga 1 i EU:s fågeldirektiv. Den minskar i population på grund av minskad tillgång på lämpliga bo- och födoträd och minskad födotillgång. Spillkråkans minskningstakt har uppgått till 19 (24–10) % under de senaste 15 åren och bedöms vara nära gränsvärdet för Sårbar (VU) (A2bc). Spillkråka är en nyckelart i skogliga miljöer vars övergivna bohål utnyttjas av flera andra hålhäckande fågelarter och fladdermöss. Den behöver grova träd, främst tall, asp och bok som boträd. Skogsbruk med korta omloppstider och täta, homogena ungskogar utgör det största hotet. Spillkråka är typisk art för </w:t>
+        <w:t>Spillkråka (§4)</w:t>
+      </w:r>
+      <w:r>
+        <w:t xml:space="preserve"> omfattas av bilaga 1 i EU:s fågeldirektiv och är typisk art för </w:t>
       </w:r>
       <w:r>
         <w:rPr>
@@ -494,10 +494,10 @@
         <w:rPr>
           <w:i/>
         </w:rPr>
-        <w:t xml:space="preserve"> 9740 Skogsbevuxen myr </w:t>
-      </w:r>
-      <w:r>
-        <w:t>(SLU Artdatabanken, 2025; Skogsstyrelsen 2016).</w:t>
+        <w:t xml:space="preserve"> 9740 Skogsbevuxen myr</w:t>
+      </w:r>
+      <w:r>
+        <w:t>. Den behöver grova träd, främst tall, asp och bok som boträd. Skogsbruk med korta omloppstider och täta, homogena ungskogar utgör det största hotet. Spillkråka är en nyckelart i skogliga miljöer vars övergivna bohål utnyttjas av flera andra hålhäckande fågelarter och fladdermöss, däribland pärluggla (EN, §4), knipa (§4), salskrake (§4) och skogsduva (§4). Hökuggla (VU, §4) och slaguggla (§4) häckar ofta i högstubbar som brutits av i höjd med ett gammalt spillkråkebo (SLU Artdatabanken, 2026; Skogsstyrelsen, 2016).</w:t>
       </w:r>
     </w:p>
     <w:p>
@@ -821,7 +821,7 @@
     </w:p>
     <w:p>
       <w:r>
-        <w:t xml:space="preserve">Spillkråka (NT) är rödlistad som nära hotad, fridlyst enligt §4 Artskyddsförordningen, typisk art för </w:t>
+        <w:t xml:space="preserve">Spillkråka (§4) ingår i bilaga 1 EU:s fågeldirektiv och är typisk art för </w:t>
       </w:r>
       <w:r>
         <w:rPr>
@@ -839,12 +839,12 @@
         <w:t xml:space="preserve"> 9740 Skogsbevuxen myr</w:t>
       </w:r>
       <w:r>
-        <w:t xml:space="preserve"> och ingår i bilaga 1 i EU:s fågeldirektiv. Spillkråka lever i både barr- och blandskog liksom i ren lövskog. De tätaste populationerna tenderar att finnas i äldre, variationsrik blandskog med gott om död ved och gamla träd. Spillkråka är en nyckelart i skogliga miljöer vars övergivna bohål utnyttjas av flera andra hålhäckande fågelarter och fladdermöss (SLU Artdatabanken, 2023; Skogsstyrelsen 2016).</w:t>
+        <w:t>. Den lever i både barr- och blandskog liksom i ren lövskog. De tätaste populationerna tenderar att finnas i äldre, variationsrik blandskog med gott om död ved och gamla träd. Varje par utnyttjar 400–1000 hektar skog beroende på skogens kvalitet. Skogsbruk med korta omloppstider och täta, homogena ungskogar utgör det största hotet (SLU Artdatabanken, 2026).</w:t>
       </w:r>
     </w:p>
     <w:p>
       <w:r>
-        <w:t>Varje par utnyttjar 400–1000 hektar skog beroende på skogens kvalitet. En minskning av populationen pågår på grund av minskad tillgång på lämpliga bo- och födoträd och minskad födotillgång. Spillkråkans minskningstakt har uppgått till 19 (24–10) % under de senaste 15 åren. Minskningstakten för den svenska populationen bedöms vara nära gränsvärdet för Sårbar (VU) (A2bc). Skogsbruk med korta omloppstider och täta, homogena ungskogar utgör det största hotet (SLU Artdatabanken 2023).</w:t>
+        <w:t>Spillkråka är en nyckelart i skogliga miljöer vars övergivna bohål utnyttjas av flera andra hålhäckande fågelarter och fladdermöss, däribland pärluggla (EN, §4), knipa (§4), salskrake (§4) och skogsduva (§4). Hökuggla (VU, §4) och slaguggla (§4) häckar ofta i högstubbar som brutits av i höjd med ett gammalt spillkråkebo (Skogsstyrelsen, 2016).</w:t>
       </w:r>
     </w:p>
     <w:p>
@@ -871,7 +871,7 @@
     </w:p>
     <w:p>
       <w:r>
-        <w:t xml:space="preserve">SLU Artdatabanken, 2023. </w:t>
+        <w:t xml:space="preserve">SLU Artdatabanken, 2026. </w:t>
       </w:r>
       <w:r>
         <w:rPr>
@@ -880,7 +880,7 @@
         <w:t xml:space="preserve">Artfaktablad. Naturvård – artfakta. </w:t>
       </w:r>
       <w:r>
-        <w:t>SLU Artdatabanken, Uppsala</w:t>
+        <w:t>SLU Artdatabanken, Uppsala.</w:t>
       </w:r>
     </w:p>
     <w:sectPr>
@@ -1011,7 +1011,7 @@
     <w:r>
       <w:tab/>
       <w:tab/>
-      <w:t>2026-04-06</w:t>
+      <w:t>2026-04-07</w:t>
       <w:br/>
       <w:br/>
     </w:r>

--- a/klagomål/A 59725-2025 FSC-klagomål.docx
+++ b/klagomål/A 59725-2025 FSC-klagomål.docx
@@ -1011,7 +1011,7 @@
     <w:r>
       <w:tab/>
       <w:tab/>
-      <w:t>2026-04-07</w:t>
+      <w:t>2026-04-08</w:t>
       <w:br/>
       <w:br/>
     </w:r>

--- a/klagomål/A 59725-2025 FSC-klagomål.docx
+++ b/klagomål/A 59725-2025 FSC-klagomål.docx
@@ -1011,7 +1011,7 @@
     <w:r>
       <w:tab/>
       <w:tab/>
-      <w:t>2026-04-08</w:t>
+      <w:t>2026-04-09</w:t>
       <w:br/>
       <w:br/>
     </w:r>

--- a/klagomål/A 59725-2025 FSC-klagomål.docx
+++ b/klagomål/A 59725-2025 FSC-klagomål.docx
@@ -1011,7 +1011,7 @@
     <w:r>
       <w:tab/>
       <w:tab/>
-      <w:t>2026-04-09</w:t>
+      <w:t>2026-04-10</w:t>
       <w:br/>
       <w:br/>
     </w:r>

--- a/klagomål/A 59725-2025 FSC-klagomål.docx
+++ b/klagomål/A 59725-2025 FSC-klagomål.docx
@@ -1011,7 +1011,7 @@
     <w:r>
       <w:tab/>
       <w:tab/>
-      <w:t>2026-04-10</w:t>
+      <w:t>2026-04-11</w:t>
       <w:br/>
       <w:br/>
     </w:r>

--- a/klagomål/A 59725-2025 FSC-klagomål.docx
+++ b/klagomål/A 59725-2025 FSC-klagomål.docx
@@ -1011,7 +1011,7 @@
     <w:r>
       <w:tab/>
       <w:tab/>
-      <w:t>2026-04-11</w:t>
+      <w:t>2026-04-12</w:t>
       <w:br/>
       <w:br/>
     </w:r>

--- a/klagomål/A 59725-2025 FSC-klagomål.docx
+++ b/klagomål/A 59725-2025 FSC-klagomål.docx
@@ -1011,7 +1011,7 @@
     <w:r>
       <w:tab/>
       <w:tab/>
-      <w:t>2026-04-14</w:t>
+      <w:t>2026-04-15</w:t>
       <w:br/>
       <w:br/>
     </w:r>

--- a/klagomål/A 59725-2025 FSC-klagomål.docx
+++ b/klagomål/A 59725-2025 FSC-klagomål.docx
@@ -1011,7 +1011,7 @@
     <w:r>
       <w:tab/>
       <w:tab/>
-      <w:t>2026-04-15</w:t>
+      <w:t>2026-04-16</w:t>
       <w:br/>
       <w:br/>
     </w:r>

--- a/klagomål/A 59725-2025 FSC-klagomål.docx
+++ b/klagomål/A 59725-2025 FSC-klagomål.docx
@@ -1011,7 +1011,7 @@
     <w:r>
       <w:tab/>
       <w:tab/>
-      <w:t>2026-04-16</w:t>
+      <w:t>2026-04-17</w:t>
       <w:br/>
       <w:br/>
     </w:r>

--- a/klagomål/A 59725-2025 FSC-klagomål.docx
+++ b/klagomål/A 59725-2025 FSC-klagomål.docx
@@ -1011,7 +1011,7 @@
     <w:r>
       <w:tab/>
       <w:tab/>
-      <w:t>2026-04-17</w:t>
+      <w:t>2026-04-18</w:t>
       <w:br/>
       <w:br/>
     </w:r>

--- a/klagomål/A 59725-2025 FSC-klagomål.docx
+++ b/klagomål/A 59725-2025 FSC-klagomål.docx
@@ -265,7 +265,25 @@
         <w:t>Bårdlav</w:t>
       </w:r>
       <w:r>
-        <w:t xml:space="preserve"> signalerar miljöer med höga naturvärden och på lokalerna finns vanligtvis många andra ovanliga och rödlistade arter. Den visar även på platser med hög och jämn luftfuktighet. Bårdlav är typisk art för </w:t>
+        <w:t xml:space="preserve"> signalerar miljöer med höga naturvärden och på lokalerna finns vanligtvis många andra ovanliga och rödlistade arter. Den visar även på platser med hög och jämn luftfuktighet. På bårdlav och andra njurlavar (Nephroma) kan de sällsynta parasiterna </w:t>
+      </w:r>
+      <w:r>
+        <w:rPr>
+          <w:i/>
+        </w:rPr>
+        <w:t xml:space="preserve">Protounguicularia nephromatis </w:t>
+      </w:r>
+      <w:r>
+        <w:t xml:space="preserve">(VU) och </w:t>
+      </w:r>
+      <w:r>
+        <w:rPr>
+          <w:i/>
+        </w:rPr>
+        <w:t xml:space="preserve">Tremella nephromatis </w:t>
+      </w:r>
+      <w:r>
+        <w:t xml:space="preserve">(DD) påträffas. Bårdlav är typisk art för </w:t>
       </w:r>
       <w:r>
         <w:rPr>
@@ -283,7 +301,7 @@
         <w:t xml:space="preserve"> 9190 Näringsfattig ekskog</w:t>
       </w:r>
       <w:r>
-        <w:t xml:space="preserve"> (SLU Artdatabanken, 2025; Nitare &amp; Skogsstyrelsen, 2019).</w:t>
+        <w:t xml:space="preserve"> (SLU Artdatabanken, 2026; Nitare &amp; Skogsstyrelsen, 2019).</w:t>
       </w:r>
     </w:p>
     <w:p>
@@ -1011,7 +1029,7 @@
     <w:r>
       <w:tab/>
       <w:tab/>
-      <w:t>2026-04-18</w:t>
+      <w:t>2026-04-19</w:t>
       <w:br/>
       <w:br/>
     </w:r>

--- a/klagomål/A 59725-2025 FSC-klagomål.docx
+++ b/klagomål/A 59725-2025 FSC-klagomål.docx
@@ -1029,7 +1029,7 @@
     <w:r>
       <w:tab/>
       <w:tab/>
-      <w:t>2026-04-19</w:t>
+      <w:t>2026-04-20</w:t>
       <w:br/>
       <w:br/>
     </w:r>

--- a/klagomål/A 59725-2025 FSC-klagomål.docx
+++ b/klagomål/A 59725-2025 FSC-klagomål.docx
@@ -1029,7 +1029,7 @@
     <w:r>
       <w:tab/>
       <w:tab/>
-      <w:t>2026-04-20</w:t>
+      <w:t>2026-04-21</w:t>
       <w:br/>
       <w:br/>
     </w:r>

--- a/klagomål/A 59725-2025 FSC-klagomål.docx
+++ b/klagomål/A 59725-2025 FSC-klagomål.docx
@@ -1029,7 +1029,7 @@
     <w:r>
       <w:tab/>
       <w:tab/>
-      <w:t>2026-04-21</w:t>
+      <w:t>2026-04-22</w:t>
       <w:br/>
       <w:br/>
     </w:r>

--- a/klagomål/A 59725-2025 FSC-klagomål.docx
+++ b/klagomål/A 59725-2025 FSC-klagomål.docx
@@ -1029,7 +1029,7 @@
     <w:r>
       <w:tab/>
       <w:tab/>
-      <w:t>2026-04-22</w:t>
+      <w:t>2026-04-23</w:t>
       <w:br/>
       <w:br/>
     </w:r>

--- a/klagomål/A 59725-2025 FSC-klagomål.docx
+++ b/klagomål/A 59725-2025 FSC-klagomål.docx
@@ -1029,7 +1029,7 @@
     <w:r>
       <w:tab/>
       <w:tab/>
-      <w:t>2026-04-23</w:t>
+      <w:t>2026-04-24</w:t>
       <w:br/>
       <w:br/>
     </w:r>

--- a/klagomål/A 59725-2025 FSC-klagomål.docx
+++ b/klagomål/A 59725-2025 FSC-klagomål.docx
@@ -1029,7 +1029,7 @@
     <w:r>
       <w:tab/>
       <w:tab/>
-      <w:t>2026-04-24</w:t>
+      <w:t>2026-04-25</w:t>
       <w:br/>
       <w:br/>
     </w:r>

--- a/klagomål/A 59725-2025 FSC-klagomål.docx
+++ b/klagomål/A 59725-2025 FSC-klagomål.docx
@@ -1029,7 +1029,7 @@
     <w:r>
       <w:tab/>
       <w:tab/>
-      <w:t>2026-04-25</w:t>
+      <w:t>2026-04-26</w:t>
       <w:br/>
       <w:br/>
     </w:r>

--- a/klagomål/A 59725-2025 FSC-klagomål.docx
+++ b/klagomål/A 59725-2025 FSC-klagomål.docx
@@ -1029,7 +1029,7 @@
     <w:r>
       <w:tab/>
       <w:tab/>
-      <w:t>2026-04-26</w:t>
+      <w:t>2026-04-27</w:t>
       <w:br/>
       <w:br/>
     </w:r>

--- a/klagomål/A 59725-2025 FSC-klagomål.docx
+++ b/klagomål/A 59725-2025 FSC-klagomål.docx
@@ -1029,7 +1029,7 @@
     <w:r>
       <w:tab/>
       <w:tab/>
-      <w:t>2026-04-27</w:t>
+      <w:t>2026-04-28</w:t>
       <w:br/>
       <w:br/>
     </w:r>

--- a/klagomål/A 59725-2025 FSC-klagomål.docx
+++ b/klagomål/A 59725-2025 FSC-klagomål.docx
@@ -1029,7 +1029,7 @@
     <w:r>
       <w:tab/>
       <w:tab/>
-      <w:t>2026-04-28</w:t>
+      <w:t>2026-04-29</w:t>
       <w:br/>
       <w:br/>
     </w:r>

--- a/klagomål/A 59725-2025 FSC-klagomål.docx
+++ b/klagomål/A 59725-2025 FSC-klagomål.docx
@@ -1029,7 +1029,7 @@
     <w:r>
       <w:tab/>
       <w:tab/>
-      <w:t>2026-04-29</w:t>
+      <w:t>2026-04-30</w:t>
       <w:br/>
       <w:br/>
     </w:r>

--- a/klagomål/A 59725-2025 FSC-klagomål.docx
+++ b/klagomål/A 59725-2025 FSC-klagomål.docx
@@ -1029,7 +1029,7 @@
     <w:r>
       <w:tab/>
       <w:tab/>
-      <w:t>2026-04-30</w:t>
+      <w:t>2026-05-01</w:t>
       <w:br/>
       <w:br/>
     </w:r>

--- a/klagomål/A 59725-2025 FSC-klagomål.docx
+++ b/klagomål/A 59725-2025 FSC-klagomål.docx
@@ -1029,7 +1029,7 @@
     <w:r>
       <w:tab/>
       <w:tab/>
-      <w:t>2026-05-01</w:t>
+      <w:t>2026-05-02</w:t>
       <w:br/>
       <w:br/>
     </w:r>

--- a/klagomål/A 59725-2025 FSC-klagomål.docx
+++ b/klagomål/A 59725-2025 FSC-klagomål.docx
@@ -1029,7 +1029,7 @@
     <w:r>
       <w:tab/>
       <w:tab/>
-      <w:t>2026-05-02</w:t>
+      <w:t>2026-05-03</w:t>
       <w:br/>
       <w:br/>
     </w:r>

--- a/klagomål/A 59725-2025 FSC-klagomål.docx
+++ b/klagomål/A 59725-2025 FSC-klagomål.docx
@@ -1029,7 +1029,7 @@
     <w:r>
       <w:tab/>
       <w:tab/>
-      <w:t>2026-05-16</w:t>
+      <w:t>2026-05-17</w:t>
       <w:br/>
       <w:br/>
     </w:r>

--- a/klagomål/A 59725-2025 FSC-klagomål.docx
+++ b/klagomål/A 59725-2025 FSC-klagomål.docx
@@ -1029,7 +1029,7 @@
     <w:r>
       <w:tab/>
       <w:tab/>
-      <w:t>2026-05-17</w:t>
+      <w:t>2026-05-18</w:t>
       <w:br/>
       <w:br/>
     </w:r>

--- a/klagomål/A 59725-2025 FSC-klagomål.docx
+++ b/klagomål/A 59725-2025 FSC-klagomål.docx
@@ -1029,7 +1029,7 @@
     <w:r>
       <w:tab/>
       <w:tab/>
-      <w:t>2026-05-18</w:t>
+      <w:t>2026-05-19</w:t>
       <w:br/>
       <w:br/>
     </w:r>

--- a/klagomål/A 59725-2025 FSC-klagomål.docx
+++ b/klagomål/A 59725-2025 FSC-klagomål.docx
@@ -1029,7 +1029,7 @@
     <w:r>
       <w:tab/>
       <w:tab/>
-      <w:t>2026-05-19</w:t>
+      <w:t>2026-05-20</w:t>
       <w:br/>
       <w:br/>
     </w:r>

--- a/klagomål/A 59725-2025 FSC-klagomål.docx
+++ b/klagomål/A 59725-2025 FSC-klagomål.docx
@@ -1029,7 +1029,7 @@
     <w:r>
       <w:tab/>
       <w:tab/>
-      <w:t>2026-05-20</w:t>
+      <w:t>2026-05-21</w:t>
       <w:br/>
       <w:br/>
     </w:r>

--- a/klagomål/A 59725-2025 FSC-klagomål.docx
+++ b/klagomål/A 59725-2025 FSC-klagomål.docx
@@ -1029,7 +1029,7 @@
     <w:r>
       <w:tab/>
       <w:tab/>
-      <w:t>2026-05-21</w:t>
+      <w:t>2026-05-22</w:t>
       <w:br/>
       <w:br/>
     </w:r>

--- a/klagomål/A 59725-2025 FSC-klagomål.docx
+++ b/klagomål/A 59725-2025 FSC-klagomål.docx
@@ -1029,7 +1029,7 @@
     <w:r>
       <w:tab/>
       <w:tab/>
-      <w:t>2026-05-22</w:t>
+      <w:t>2026-05-23</w:t>
       <w:br/>
       <w:br/>
     </w:r>

--- a/klagomål/A 59725-2025 FSC-klagomål.docx
+++ b/klagomål/A 59725-2025 FSC-klagomål.docx
@@ -1029,7 +1029,7 @@
     <w:r>
       <w:tab/>
       <w:tab/>
-      <w:t>2026-05-23</w:t>
+      <w:t>2026-05-24</w:t>
       <w:br/>
       <w:br/>
     </w:r>

--- a/klagomål/A 59725-2025 FSC-klagomål.docx
+++ b/klagomål/A 59725-2025 FSC-klagomål.docx
@@ -1029,7 +1029,7 @@
     <w:r>
       <w:tab/>
       <w:tab/>
-      <w:t>2026-05-24</w:t>
+      <w:t>2026-05-25</w:t>
       <w:br/>
       <w:br/>
     </w:r>

--- a/klagomål/A 59725-2025 FSC-klagomål.docx
+++ b/klagomål/A 59725-2025 FSC-klagomål.docx
@@ -1029,7 +1029,7 @@
     <w:r>
       <w:tab/>
       <w:tab/>
-      <w:t>2026-05-25</w:t>
+      <w:t>2026-05-26</w:t>
       <w:br/>
       <w:br/>
     </w:r>

--- a/klagomål/A 59725-2025 FSC-klagomål.docx
+++ b/klagomål/A 59725-2025 FSC-klagomål.docx
@@ -1029,7 +1029,7 @@
     <w:r>
       <w:tab/>
       <w:tab/>
-      <w:t>2026-05-26</w:t>
+      <w:t>2026-05-27</w:t>
       <w:br/>
       <w:br/>
     </w:r>

--- a/klagomål/A 59725-2025 FSC-klagomål.docx
+++ b/klagomål/A 59725-2025 FSC-klagomål.docx
@@ -1029,7 +1029,7 @@
     <w:r>
       <w:tab/>
       <w:tab/>
-      <w:t>2026-05-27</w:t>
+      <w:t>2026-05-28</w:t>
       <w:br/>
       <w:br/>
     </w:r>

--- a/klagomål/A 59725-2025 FSC-klagomål.docx
+++ b/klagomål/A 59725-2025 FSC-klagomål.docx
@@ -1029,7 +1029,7 @@
     <w:r>
       <w:tab/>
       <w:tab/>
-      <w:t>2026-05-28</w:t>
+      <w:t>2026-05-29</w:t>
       <w:br/>
       <w:br/>
     </w:r>

--- a/klagomål/A 59725-2025 FSC-klagomål.docx
+++ b/klagomål/A 59725-2025 FSC-klagomål.docx
@@ -1029,7 +1029,7 @@
     <w:r>
       <w:tab/>
       <w:tab/>
-      <w:t>2026-05-29</w:t>
+      <w:t>2026-05-30</w:t>
       <w:br/>
       <w:br/>
     </w:r>

--- a/klagomål/A 59725-2025 FSC-klagomål.docx
+++ b/klagomål/A 59725-2025 FSC-klagomål.docx
@@ -1029,7 +1029,7 @@
     <w:r>
       <w:tab/>
       <w:tab/>
-      <w:t>2026-05-30</w:t>
+      <w:t>2026-05-31</w:t>
       <w:br/>
       <w:br/>
     </w:r>

--- a/klagomål/A 59725-2025 FSC-klagomål.docx
+++ b/klagomål/A 59725-2025 FSC-klagomål.docx
@@ -1029,7 +1029,7 @@
     <w:r>
       <w:tab/>
       <w:tab/>
-      <w:t>2026-05-31</w:t>
+      <w:t>2026-06-01</w:t>
       <w:br/>
       <w:br/>
     </w:r>

--- a/klagomål/A 59725-2025 FSC-klagomål.docx
+++ b/klagomål/A 59725-2025 FSC-klagomål.docx
@@ -1029,7 +1029,7 @@
     <w:r>
       <w:tab/>
       <w:tab/>
-      <w:t>2026-06-01</w:t>
+      <w:t>2026-06-02</w:t>
       <w:br/>
       <w:br/>
     </w:r>

--- a/klagomål/A 59725-2025 FSC-klagomål.docx
+++ b/klagomål/A 59725-2025 FSC-klagomål.docx
@@ -1029,7 +1029,7 @@
     <w:r>
       <w:tab/>
       <w:tab/>
-      <w:t>2026-06-02</w:t>
+      <w:t>2026-06-03</w:t>
       <w:br/>
       <w:br/>
     </w:r>

--- a/klagomål/A 59725-2025 FSC-klagomål.docx
+++ b/klagomål/A 59725-2025 FSC-klagomål.docx
@@ -1029,7 +1029,7 @@
     <w:r>
       <w:tab/>
       <w:tab/>
-      <w:t>2026-06-03</w:t>
+      <w:t>2026-06-04</w:t>
       <w:br/>
       <w:br/>
     </w:r>
